--- a/downloads/handouts/Unit 02/Handout 02.10 - Ways to Pay and Register Practice.docx
+++ b/downloads/handouts/Unit 02/Handout 02.10 - Ways to Pay and Register Practice.docx
@@ -1918,8 +1918,11 @@
       </w:r>
     </w:p>
     <w:p>
-      <w:r>
-        <w:br w:type="page"/>
+      <w:pPr>
+        <w:pStyle w:val="BodyText"/>
+      </w:pPr>
+      <w:r>
+        <w:t xml:space="preserve">_____________________________________________________________________________</w:t>
       </w:r>
     </w:p>
     <w:p>
@@ -1931,8 +1934,11 @@
       </w:r>
     </w:p>
     <w:p>
-      <w:r>
-        <w:br w:type="page"/>
+      <w:pPr>
+        <w:pStyle w:val="BodyText"/>
+      </w:pPr>
+      <w:r>
+        <w:t xml:space="preserve">_____________________________________________________________________________</w:t>
       </w:r>
     </w:p>
     <w:p>

--- a/downloads/handouts/Unit 02/Handout 02.10 - Ways to Pay and Register Practice.docx
+++ b/downloads/handouts/Unit 02/Handout 02.10 - Ways to Pay and Register Practice.docx
@@ -6,9 +6,9 @@
       <w:pPr>
         <w:pStyle w:val="Heading1"/>
       </w:pPr>
-      <w:bookmarkStart w:id="20" w:name="X7d10d96aa59eb814de172c6d1cb68008759726f"/>
-      <w:r>
-        <w:t xml:space="preserve">Handout 02.10: Ways to Pay and Register Practice</w:t>
+      <w:bookmarkStart w:id="20" w:name="X48e25a745c5aa76182396bc7fcd166761d2ad63"/>
+      <w:r>
+        <w:t xml:space="preserve">Handout 2.10: Ways to Pay and Register Practice</w:t>
       </w:r>
       <w:bookmarkEnd w:id="20"/>
     </w:p>

--- a/downloads/handouts/Unit 02/Handout 02.10 - Ways to Pay and Register Practice.docx
+++ b/downloads/handouts/Unit 02/Handout 02.10 - Ways to Pay and Register Practice.docx
@@ -645,7 +645,7 @@
         <w:pStyle w:val="FirstParagraph"/>
       </w:pPr>
       <w:r>
-        <w:t xml:space="preserve">Every dollar that moves gets a line, the day it moves. Payments are subtracted. Deposits are added. Carry the balance to the cent. The first two lines are done for you.</w:t>
+        <w:t xml:space="preserve">Every dollar that moves gets a line, the day it moves. Payments are subtracted. Deposits are added. Write the new balance on every line, to the cent. The first two lines are done for you.</w:t>
       </w:r>
     </w:p>
     <w:p>
@@ -1922,7 +1922,7 @@
         <w:pStyle w:val="BodyText"/>
       </w:pPr>
       <w:r>
-        <w:t xml:space="preserve">_____________________________________________________________________________</w:t>
+        <w:t xml:space="preserve">The difference: _____________________________________________________________________________</w:t>
       </w:r>
     </w:p>
     <w:p>
@@ -1930,15 +1930,19 @@
         <w:pStyle w:val="BodyText"/>
       </w:pPr>
       <w:r>
-        <w:t xml:space="preserve">Overdraft: suppose the 10/15 bus pass had been charged on 10/11, before the birthday deposit on 10/12. Would the account have gone below zero? What would a $35 overdraft fee have done to the balance?</w:t>
+        <w:t xml:space="preserve">Overdraft: suppose the 10/15 bus pass had been charged on 10/11, before the birthday deposit on 10/12. (a) Would the account have gone below zero? (b) What would a $35 overdraft fee have done to the balance?</w:t>
       </w:r>
     </w:p>
     <w:p>
       <w:pPr>
-        <w:pStyle w:val="BodyText"/>
-      </w:pPr>
-      <w:r>
-        <w:t xml:space="preserve">_____________________________________________________________________________</w:t>
+        <w:numPr>
+          <w:ilvl w:val="0"/>
+          <w:numId w:val="1001"/>
+        </w:numPr>
+        <w:pStyle w:val="Compact"/>
+      </w:pPr>
+      <w:r>
+        <w:t xml:space="preserve">______________________________ (b) _____________________________________________</w:t>
       </w:r>
     </w:p>
     <w:p>
@@ -2157,8 +2161,150 @@
       </w:pPr>
     </w:lvl>
   </w:abstractNum>
+  <w:abstractNum w:abstractNumId="99731">
+    <w:nsid w:val="ea454b4c"/>
+    <w:multiLevelType w:val="multilevel"/>
+    <w:lvl w:ilvl="0">
+      <w:start w:val="1"/>
+      <w:numFmt w:val="lowerLetter"/>
+      <w:lvlText w:val="(%1)"/>
+      <w:lvlJc w:val="left"/>
+      <w:pPr>
+        <w:tabs>
+          <w:tab w:val="num" w:pos="0"/>
+        </w:tabs>
+        <w:ind w:left="480" w:hanging="480"/>
+      </w:pPr>
+    </w:lvl>
+    <w:lvl w:ilvl="1">
+      <w:start w:val="1"/>
+      <w:numFmt w:val="lowerLetter"/>
+      <w:lvlText w:val="(%2)"/>
+      <w:lvlJc w:val="left"/>
+      <w:pPr>
+        <w:tabs>
+          <w:tab w:val="num" w:pos="720"/>
+        </w:tabs>
+        <w:ind w:left="1200" w:hanging="480"/>
+      </w:pPr>
+    </w:lvl>
+    <w:lvl w:ilvl="2">
+      <w:start w:val="1"/>
+      <w:numFmt w:val="lowerLetter"/>
+      <w:lvlText w:val="(%3)"/>
+      <w:lvlJc w:val="left"/>
+      <w:pPr>
+        <w:tabs>
+          <w:tab w:val="num" w:pos="1440"/>
+        </w:tabs>
+        <w:ind w:left="1920" w:hanging="480"/>
+      </w:pPr>
+    </w:lvl>
+    <w:lvl w:ilvl="3">
+      <w:start w:val="1"/>
+      <w:numFmt w:val="lowerLetter"/>
+      <w:lvlText w:val="(%4)"/>
+      <w:lvlJc w:val="left"/>
+      <w:pPr>
+        <w:tabs>
+          <w:tab w:val="num" w:pos="2160"/>
+        </w:tabs>
+        <w:ind w:left="2640" w:hanging="480"/>
+      </w:pPr>
+    </w:lvl>
+    <w:lvl w:ilvl="4">
+      <w:start w:val="1"/>
+      <w:numFmt w:val="lowerLetter"/>
+      <w:lvlText w:val="(%5)"/>
+      <w:lvlJc w:val="left"/>
+      <w:pPr>
+        <w:tabs>
+          <w:tab w:val="num" w:pos="2880"/>
+        </w:tabs>
+        <w:ind w:left="3360" w:hanging="480"/>
+      </w:pPr>
+    </w:lvl>
+    <w:lvl w:ilvl="5">
+      <w:start w:val="1"/>
+      <w:numFmt w:val="lowerLetter"/>
+      <w:lvlText w:val="(%6)"/>
+      <w:lvlJc w:val="left"/>
+      <w:pPr>
+        <w:tabs>
+          <w:tab w:val="num" w:pos="3600"/>
+        </w:tabs>
+        <w:ind w:left="4080" w:hanging="480"/>
+      </w:pPr>
+    </w:lvl>
+    <w:lvl w:ilvl="6">
+      <w:start w:val="1"/>
+      <w:numFmt w:val="lowerLetter"/>
+      <w:lvlText w:val="(%7)"/>
+      <w:lvlJc w:val="left"/>
+      <w:pPr>
+        <w:tabs>
+          <w:tab w:val="num" w:pos="4320"/>
+        </w:tabs>
+        <w:ind w:left="4800" w:hanging="480"/>
+      </w:pPr>
+    </w:lvl>
+    <w:lvl w:ilvl="7">
+      <w:start w:val="1"/>
+      <w:numFmt w:val="lowerLetter"/>
+      <w:lvlText w:val="(%8)"/>
+      <w:lvlJc w:val="left"/>
+      <w:pPr>
+        <w:tabs>
+          <w:tab w:val="num" w:pos="5040"/>
+        </w:tabs>
+        <w:ind w:left="5520" w:hanging="480"/>
+      </w:pPr>
+    </w:lvl>
+    <w:lvl w:ilvl="8">
+      <w:start w:val="1"/>
+      <w:numFmt w:val="lowerLetter"/>
+      <w:lvlText w:val="(%9)"/>
+      <w:lvlJc w:val="left"/>
+      <w:pPr>
+        <w:tabs>
+          <w:tab w:val="num" w:pos="5760"/>
+        </w:tabs>
+        <w:ind w:left="6240" w:hanging="480"/>
+      </w:pPr>
+    </w:lvl>
+  </w:abstractNum>
   <w:num w:numId="1000">
     <w:abstractNumId w:val="990"/>
+  </w:num>
+  <w:num w:numId="1001">
+    <w:abstractNumId w:val="99731"/>
+    <w:lvlOverride w:ilvl="0">
+      <w:startOverride w:val="1"/>
+    </w:lvlOverride>
+    <w:lvlOverride w:ilvl="1">
+      <w:startOverride w:val="1"/>
+    </w:lvlOverride>
+    <w:lvlOverride w:ilvl="2">
+      <w:startOverride w:val="1"/>
+    </w:lvlOverride>
+    <w:lvlOverride w:ilvl="3">
+      <w:startOverride w:val="1"/>
+    </w:lvlOverride>
+    <w:lvlOverride w:ilvl="4">
+      <w:startOverride w:val="1"/>
+    </w:lvlOverride>
+    <w:lvlOverride w:ilvl="5">
+      <w:startOverride w:val="1"/>
+    </w:lvlOverride>
+    <w:lvlOverride w:ilvl="6">
+      <w:startOverride w:val="1"/>
+    </w:lvlOverride>
+    <w:lvlOverride w:ilvl="7">
+      <w:startOverride w:val="1"/>
+    </w:lvlOverride>
+    <w:lvlOverride w:ilvl="8">
+      <w:startOverride w:val="1"/>
+    </w:lvlOverride>
   </w:num>
 </w:numbering>
 </file>
